--- a/KHBD_Robotics/Lớp_2/Tuần_22/KHBD_Robotics_Lớp_2_Tiet21_Bai_17_Nham_va_ban.docx
+++ b/KHBD_Robotics/Lớp_2/Tuần_22/KHBD_Robotics_Lớp_2_Tiet21_Bai_17_Nham_va_ban.docx
@@ -290,7 +290,7 @@
           <w:i w:val="0"/>
           <w:sz w:val="26"/>
         </w:rPr>
-        <w:t>+ Tìm hiểu nguyên lý bắn đạn cơ học.</w:t>
+        <w:t>- Nhận biết được các loại vũ khí thời cổ đại.</w:t>
       </w:r>
     </w:p>
     <w:p>
@@ -306,7 +306,7 @@
           <w:i w:val="0"/>
           <w:sz w:val="26"/>
         </w:rPr>
-        <w:t>+ Lắp mô hình máy bắn mục tiêu chuẩn xác.</w:t>
+        <w:t>- Nhận biết được nguyên lý hoạt động của máy bắn đá.</w:t>
       </w:r>
     </w:p>
     <w:p>
@@ -825,7 +825,19 @@
               <w:spacing w:line="276" w:lineRule="auto" w:after="40"/>
               <w:jc w:val="left"/>
             </w:pPr>
-            <w:r/>
+            <w:r>
+              <w:rPr>
+                <w:rFonts w:ascii="Times New Roman" w:hAnsi="Times New Roman"/>
+                <w:sz w:val="26"/>
+              </w:rPr>
+              <w:t>* Câu hỏi: Vũ khí nào có thể chiến đấu từ khoảng cách xa?</w:t>
+              <w:br/>
+              <w:t>=&gt; Đáp án: C.</w:t>
+              <w:br/>
+              <w:t>+ GV đặt câu hỏi, HS quan sát tranh và trả lời câu hỏi.</w:t>
+              <w:br/>
+              <w:t>+ GV mời HS phát biểu và nhận xét câu trả lời của HS.</w:t>
+            </w:r>
             <w:r>
               <w:rPr>
                 <w:rFonts w:ascii="Times New Roman" w:hAnsi="Times New Roman" w:cs="Times New Roman" w:eastAsia="Times New Roman"/>
@@ -833,7 +845,6 @@
                 <w:i w:val="0"/>
                 <w:sz w:val="26"/>
               </w:rPr>
-              <w:t>- GV trình chiếu clip/hình ảnh thực tế sinh động liên quan đến chủ đề.</w:t>
             </w:r>
           </w:p>
           <w:p>
@@ -848,7 +859,6 @@
                 <w:i w:val="0"/>
                 <w:sz w:val="26"/>
               </w:rPr>
-              <w:t>- Đặt câu hỏi dẫn dắt: "Em có biết bạn robot này giúp ích gì cho con người không?"</w:t>
             </w:r>
           </w:p>
           <w:p>
@@ -863,7 +873,6 @@
                 <w:i w:val="0"/>
                 <w:sz w:val="26"/>
               </w:rPr>
-              <w:t>- HS chú ý quan sát, thảo luận cặp đôi và xung phong trả lời.</w:t>
             </w:r>
           </w:p>
           <w:p>
@@ -878,7 +887,288 @@
                 <w:i w:val="0"/>
                 <w:sz w:val="26"/>
               </w:rPr>
-              <w:t>- GV nhận xét, tuyên dương và dẫn dắt vào bài mới.</w:t>
+            </w:r>
+          </w:p>
+          <w:p>
+            <w:pPr>
+              <w:jc w:val="center"/>
+            </w:pPr>
+            <w:r>
+              <w:drawing xmlns:a="http://schemas.openxmlformats.org/drawingml/2006/main" xmlns:pic="http://schemas.openxmlformats.org/drawingml/2006/picture">
+                <wp:anchor allowOverlap="1" behindDoc="0" distB="0" distT="0" distL="114300" distR="114300" hidden="0" layoutInCell="1" locked="0" relativeHeight="0" simplePos="0">
+                  <wp:simplePos x="0" y="0"/>
+                  <wp:positionH relativeFrom="column">
+                    <wp:posOffset>247650</wp:posOffset>
+                  </wp:positionH>
+                  <wp:positionV relativeFrom="paragraph">
+                    <wp:posOffset>412115</wp:posOffset>
+                  </wp:positionV>
+                  <wp:extent cx="1267460" cy="1295400"/>
+                  <wp:effectExtent b="0" l="0" r="0" t="0"/>
+                  <wp:wrapSquare wrapText="bothSides" distB="0" distT="0" distL="114300" distR="114300"/>
+                  <wp:docPr id="37" name="image5.png"/>
+                  <a:graphic>
+                    <a:graphicData uri="http://schemas.openxmlformats.org/drawingml/2006/picture">
+                      <pic:pic>
+                        <pic:nvPicPr>
+                          <pic:cNvPr id="0" name="image5.png"/>
+                          <pic:cNvPicPr preferRelativeResize="0"/>
+                        </pic:nvPicPr>
+                        <pic:blipFill>
+                          <a:blip r:embed="rId16"/>
+                          <a:srcRect b="0" l="0" r="0" t="0"/>
+                          <a:stretch>
+                            <a:fillRect/>
+                          </a:stretch>
+                        </pic:blipFill>
+                        <pic:spPr>
+                          <a:xfrm>
+                            <a:off x="0" y="0"/>
+                            <a:ext cx="1267460" cy="1295400"/>
+                          </a:xfrm>
+                          <a:prstGeom prst="rect"/>
+                          <a:ln/>
+                        </pic:spPr>
+                      </pic:pic>
+                    </a:graphicData>
+                  </a:graphic>
+                </wp:anchor>
+              </w:drawing>
+            </w:r>
+          </w:p>
+          <w:p>
+            <w:pPr>
+              <w:jc w:val="center"/>
+            </w:pPr>
+            <w:r>
+              <w:drawing xmlns:a="http://schemas.openxmlformats.org/drawingml/2006/main" xmlns:pic="http://schemas.openxmlformats.org/drawingml/2006/picture">
+                <wp:anchor allowOverlap="1" behindDoc="0" distB="0" distT="0" distL="114300" distR="114300" hidden="0" layoutInCell="1" locked="0" relativeHeight="0" simplePos="0">
+                  <wp:simplePos x="0" y="0"/>
+                  <wp:positionH relativeFrom="column">
+                    <wp:posOffset>2150110</wp:posOffset>
+                  </wp:positionH>
+                  <wp:positionV relativeFrom="paragraph">
+                    <wp:posOffset>10160</wp:posOffset>
+                  </wp:positionV>
+                  <wp:extent cx="1362075" cy="1362075"/>
+                  <wp:effectExtent b="0" l="0" r="0" t="0"/>
+                  <wp:wrapSquare wrapText="bothSides" distB="0" distT="0" distL="114300" distR="114300"/>
+                  <wp:docPr id="34" name="image4.png"/>
+                  <a:graphic>
+                    <a:graphicData uri="http://schemas.openxmlformats.org/drawingml/2006/picture">
+                      <pic:pic>
+                        <pic:nvPicPr>
+                          <pic:cNvPr id="0" name="image4.png"/>
+                          <pic:cNvPicPr preferRelativeResize="0"/>
+                        </pic:nvPicPr>
+                        <pic:blipFill>
+                          <a:blip r:embed="rId17"/>
+                          <a:srcRect b="0" l="0" r="0" t="0"/>
+                          <a:stretch>
+                            <a:fillRect/>
+                          </a:stretch>
+                        </pic:blipFill>
+                        <pic:spPr>
+                          <a:xfrm>
+                            <a:off x="0" y="0"/>
+                            <a:ext cx="1362075" cy="1362075"/>
+                          </a:xfrm>
+                          <a:prstGeom prst="rect"/>
+                          <a:ln/>
+                        </pic:spPr>
+                      </pic:pic>
+                    </a:graphicData>
+                  </a:graphic>
+                </wp:anchor>
+              </w:drawing>
+            </w:r>
+          </w:p>
+          <w:p>
+            <w:pPr>
+              <w:jc w:val="center"/>
+            </w:pPr>
+            <w:r>
+              <w:drawing xmlns:a="http://schemas.openxmlformats.org/drawingml/2006/main" xmlns:pic="http://schemas.openxmlformats.org/drawingml/2006/picture">
+                <wp:anchor allowOverlap="1" behindDoc="0" distB="0" distT="0" distL="114300" distR="114300" hidden="0" layoutInCell="1" locked="0" relativeHeight="0" simplePos="0">
+                  <wp:simplePos x="0" y="0"/>
+                  <wp:positionH relativeFrom="column">
+                    <wp:posOffset>4076700</wp:posOffset>
+                  </wp:positionH>
+                  <wp:positionV relativeFrom="paragraph">
+                    <wp:posOffset>161925</wp:posOffset>
+                  </wp:positionV>
+                  <wp:extent cx="1655445" cy="1190625"/>
+                  <wp:effectExtent b="40755" l="28809" r="28809" t="40755"/>
+                  <wp:wrapSquare wrapText="bothSides" distB="0" distT="0" distL="114300" distR="114300"/>
+                  <wp:docPr id="39" name="image7.png"/>
+                  <a:graphic>
+                    <a:graphicData uri="http://schemas.openxmlformats.org/drawingml/2006/picture">
+                      <pic:pic>
+                        <pic:nvPicPr>
+                          <pic:cNvPr id="0" name="image7.png"/>
+                          <pic:cNvPicPr preferRelativeResize="0"/>
+                        </pic:nvPicPr>
+                        <pic:blipFill>
+                          <a:blip r:embed="rId18"/>
+                          <a:srcRect b="0" l="0" r="0" t="0"/>
+                          <a:stretch>
+                            <a:fillRect/>
+                          </a:stretch>
+                        </pic:blipFill>
+                        <pic:spPr>
+                          <a:xfrm rot="172452">
+                            <a:off x="0" y="0"/>
+                            <a:ext cx="1655445" cy="1190625"/>
+                          </a:xfrm>
+                          <a:prstGeom prst="rect"/>
+                          <a:ln/>
+                        </pic:spPr>
+                      </pic:pic>
+                    </a:graphicData>
+                  </a:graphic>
+                </wp:anchor>
+              </w:drawing>
+            </w:r>
+          </w:p>
+          <w:p>
+            <w:pPr>
+              <w:jc w:val="center"/>
+            </w:pPr>
+            <w:r>
+              <w:drawing xmlns:a="http://schemas.openxmlformats.org/drawingml/2006/main" xmlns:pic="http://schemas.openxmlformats.org/drawingml/2006/picture">
+                <wp:anchor allowOverlap="1" behindDoc="0" distB="0" distT="0" distL="114300" distR="114300" hidden="0" layoutInCell="1" locked="0" relativeHeight="0" simplePos="0">
+                  <wp:simplePos x="0" y="0"/>
+                  <wp:positionH relativeFrom="column">
+                    <wp:posOffset>508000</wp:posOffset>
+                  </wp:positionH>
+                  <wp:positionV relativeFrom="paragraph">
+                    <wp:posOffset>1485900</wp:posOffset>
+                  </wp:positionV>
+                  <wp:extent cx="678815" cy="228600"/>
+                  <wp:effectExtent b="0" l="0" r="0" t="0"/>
+                  <wp:wrapSquare wrapText="bothSides" distB="0" distT="0" distL="114300" distR="114300"/>
+                  <wp:docPr id="30" name="image17.png"/>
+                  <a:graphic>
+                    <a:graphicData uri="http://schemas.openxmlformats.org/drawingml/2006/picture">
+                      <pic:pic>
+                        <pic:nvPicPr>
+                          <pic:cNvPr id="0" name="image17.png"/>
+                          <pic:cNvPicPr preferRelativeResize="0"/>
+                        </pic:nvPicPr>
+                        <pic:blipFill>
+                          <a:blip r:embed="rId19"/>
+                          <a:srcRect/>
+                          <a:stretch>
+                            <a:fillRect/>
+                          </a:stretch>
+                        </pic:blipFill>
+                        <pic:spPr>
+                          <a:xfrm>
+                            <a:off x="0" y="0"/>
+                            <a:ext cx="678815" cy="228600"/>
+                          </a:xfrm>
+                          <a:prstGeom prst="rect"/>
+                          <a:ln/>
+                        </pic:spPr>
+                      </pic:pic>
+                    </a:graphicData>
+                  </a:graphic>
+                </wp:anchor>
+              </w:drawing>
+            </w:r>
+          </w:p>
+          <w:p>
+            <w:pPr>
+              <w:jc w:val="center"/>
+            </w:pPr>
+            <w:r>
+              <w:drawing xmlns:a="http://schemas.openxmlformats.org/drawingml/2006/main" xmlns:pic="http://schemas.openxmlformats.org/drawingml/2006/picture">
+                <wp:anchor allowOverlap="1" behindDoc="0" distB="0" distT="0" distL="114300" distR="114300" hidden="0" layoutInCell="1" locked="0" relativeHeight="0" simplePos="0">
+                  <wp:simplePos x="0" y="0"/>
+                  <wp:positionH relativeFrom="column">
+                    <wp:posOffset>2514600</wp:posOffset>
+                  </wp:positionH>
+                  <wp:positionV relativeFrom="paragraph">
+                    <wp:posOffset>279400</wp:posOffset>
+                  </wp:positionV>
+                  <wp:extent cx="678815" cy="228600"/>
+                  <wp:effectExtent b="0" l="0" r="0" t="0"/>
+                  <wp:wrapSquare wrapText="bothSides" distB="0" distT="0" distL="114300" distR="114300"/>
+                  <wp:docPr id="25" name="image11.png"/>
+                  <a:graphic>
+                    <a:graphicData uri="http://schemas.openxmlformats.org/drawingml/2006/picture">
+                      <pic:pic>
+                        <pic:nvPicPr>
+                          <pic:cNvPr id="0" name="image11.png"/>
+                          <pic:cNvPicPr preferRelativeResize="0"/>
+                        </pic:nvPicPr>
+                        <pic:blipFill>
+                          <a:blip r:embed="rId19"/>
+                          <a:srcRect/>
+                          <a:stretch>
+                            <a:fillRect/>
+                          </a:stretch>
+                        </pic:blipFill>
+                        <pic:spPr>
+                          <a:xfrm>
+                            <a:off x="0" y="0"/>
+                            <a:ext cx="678815" cy="228600"/>
+                          </a:xfrm>
+                          <a:prstGeom prst="rect"/>
+                          <a:ln/>
+                        </pic:spPr>
+                      </pic:pic>
+                    </a:graphicData>
+                  </a:graphic>
+                </wp:anchor>
+              </w:drawing>
+            </w:r>
+          </w:p>
+          <w:p>
+            <w:pPr>
+              <w:jc w:val="center"/>
+            </w:pPr>
+            <w:r>
+              <w:drawing xmlns:a="http://schemas.openxmlformats.org/drawingml/2006/main" xmlns:pic="http://schemas.openxmlformats.org/drawingml/2006/picture">
+                <wp:anchor allowOverlap="1" behindDoc="0" distB="0" distT="0" distL="114300" distR="114300" hidden="0" layoutInCell="1" locked="0" relativeHeight="0" simplePos="0">
+                  <wp:simplePos x="0" y="0"/>
+                  <wp:positionH relativeFrom="column">
+                    <wp:posOffset>4686300</wp:posOffset>
+                  </wp:positionH>
+                  <wp:positionV relativeFrom="paragraph">
+                    <wp:posOffset>280832</wp:posOffset>
+                  </wp:positionV>
+                  <wp:extent cx="678815" cy="228600"/>
+                  <wp:effectExtent b="0" l="0" r="0" t="0"/>
+                  <wp:wrapSquare wrapText="bothSides" distB="0" distT="0" distL="114300" distR="114300"/>
+                  <wp:docPr id="33" name="image20.png"/>
+                  <a:graphic>
+                    <a:graphicData uri="http://schemas.openxmlformats.org/drawingml/2006/picture">
+                      <pic:pic>
+                        <pic:nvPicPr>
+                          <pic:cNvPr id="0" name="image20.png"/>
+                          <pic:cNvPicPr preferRelativeResize="0"/>
+                        </pic:nvPicPr>
+                        <pic:blipFill>
+                          <a:blip r:embed="rId19"/>
+                          <a:srcRect/>
+                          <a:stretch>
+                            <a:fillRect/>
+                          </a:stretch>
+                        </pic:blipFill>
+                        <pic:spPr>
+                          <a:xfrm>
+                            <a:off x="0" y="0"/>
+                            <a:ext cx="678815" cy="228600"/>
+                          </a:xfrm>
+                          <a:prstGeom prst="rect"/>
+                          <a:ln/>
+                        </pic:spPr>
+                      </pic:pic>
+                    </a:graphicData>
+                  </a:graphic>
+                </wp:anchor>
+              </w:drawing>
             </w:r>
           </w:p>
         </w:tc>
@@ -897,7 +1187,13 @@
               <w:spacing w:line="276" w:lineRule="auto" w:after="40"/>
               <w:jc w:val="left"/>
             </w:pPr>
-            <w:r/>
+            <w:r>
+              <w:rPr>
+                <w:rFonts w:ascii="Times New Roman" w:hAnsi="Times New Roman"/>
+                <w:sz w:val="26"/>
+              </w:rPr>
+              <w:t>Câu trả lời của HS.</w:t>
+            </w:r>
             <w:r>
               <w:rPr>
                 <w:rFonts w:ascii="Times New Roman" w:hAnsi="Times New Roman" w:cs="Times New Roman" w:eastAsia="Times New Roman"/>
@@ -905,7 +1201,6 @@
                 <w:i w:val="0"/>
                 <w:sz w:val="26"/>
               </w:rPr>
-              <w:t>HS hào hứng, tập trung vào bài học.</w:t>
             </w:r>
           </w:p>
           <w:p>
@@ -920,7 +1215,6 @@
                 <w:i w:val="0"/>
                 <w:sz w:val="26"/>
               </w:rPr>
-              <w:t>Nhận diện được chủ đề bài học.</w:t>
             </w:r>
           </w:p>
         </w:tc>
@@ -1128,7 +1422,17 @@
               <w:spacing w:line="276" w:lineRule="auto" w:after="40"/>
               <w:jc w:val="left"/>
             </w:pPr>
-            <w:r/>
+            <w:r>
+              <w:rPr>
+                <w:rFonts w:ascii="Times New Roman" w:hAnsi="Times New Roman"/>
+                <w:sz w:val="26"/>
+              </w:rPr>
+              <w:t>+ GV giới thiệu HS các loại vũ khí thời cổ đại.</w:t>
+              <w:br/>
+              <w:t>+ GV giới thiệu HS về nguyên lí hoạt động của máy bắn đá.</w:t>
+              <w:br/>
+              <w:t>+ GV mời HS phát biểu và nhận xét câu trả lời của HS.</w:t>
+            </w:r>
             <w:r>
               <w:rPr>
                 <w:rFonts w:ascii="Times New Roman" w:hAnsi="Times New Roman" w:cs="Times New Roman" w:eastAsia="Times New Roman"/>
@@ -1136,7 +1440,6 @@
                 <w:i w:val="0"/>
                 <w:sz w:val="26"/>
               </w:rPr>
-              <w:t>- GV phát phiếu hướng dẫn và giới thiệu từng loại linh kiện chính.</w:t>
             </w:r>
           </w:p>
           <w:p>
@@ -1151,7 +1454,6 @@
                 <w:i w:val="0"/>
                 <w:sz w:val="26"/>
               </w:rPr>
-              <w:t>- Hướng dẫn HS cách chọn đúng chốt nối và cách phân biệt các khớp xoay.</w:t>
             </w:r>
           </w:p>
           <w:p>
@@ -1166,7 +1468,6 @@
                 <w:i w:val="0"/>
                 <w:sz w:val="26"/>
               </w:rPr>
-              <w:t>- HS làm việc nhóm, chọn đúng các chi tiết cần thiết ra khay chứa.</w:t>
             </w:r>
           </w:p>
           <w:p>
@@ -1181,7 +1482,617 @@
                 <w:i w:val="0"/>
                 <w:sz w:val="26"/>
               </w:rPr>
-              <w:t>- GV đi từng bàn kiểm tra, hỗ trợ nhóm còn lúng túng.</w:t>
+            </w:r>
+          </w:p>
+          <w:p>
+            <w:pPr>
+              <w:jc w:val="center"/>
+            </w:pPr>
+            <w:r>
+              <w:drawing xmlns:a="http://schemas.openxmlformats.org/drawingml/2006/main" xmlns:pic="http://schemas.openxmlformats.org/drawingml/2006/picture">
+                <wp:anchor allowOverlap="1" behindDoc="0" distB="0" distT="0" distL="114300" distR="114300" hidden="0" layoutInCell="1" locked="0" relativeHeight="0" simplePos="0">
+                  <wp:simplePos x="0" y="0"/>
+                  <wp:positionH relativeFrom="column">
+                    <wp:posOffset>1</wp:posOffset>
+                  </wp:positionH>
+                  <wp:positionV relativeFrom="paragraph">
+                    <wp:posOffset>247650</wp:posOffset>
+                  </wp:positionV>
+                  <wp:extent cx="1295400" cy="1190625"/>
+                  <wp:effectExtent b="0" l="0" r="0" t="0"/>
+                  <wp:wrapSquare wrapText="bothSides" distB="0" distT="0" distL="114300" distR="114300"/>
+                  <wp:docPr id="42" name="image6.png"/>
+                  <a:graphic>
+                    <a:graphicData uri="http://schemas.openxmlformats.org/drawingml/2006/picture">
+                      <pic:pic>
+                        <pic:nvPicPr>
+                          <pic:cNvPr id="0" name="image6.png"/>
+                          <pic:cNvPicPr preferRelativeResize="0"/>
+                        </pic:nvPicPr>
+                        <pic:blipFill>
+                          <a:blip r:embed="rId20"/>
+                          <a:srcRect b="7740" l="1865" r="0" t="6362"/>
+                          <a:stretch>
+                            <a:fillRect/>
+                          </a:stretch>
+                        </pic:blipFill>
+                        <pic:spPr>
+                          <a:xfrm>
+                            <a:off x="0" y="0"/>
+                            <a:ext cx="1295400" cy="1190625"/>
+                          </a:xfrm>
+                          <a:prstGeom prst="rect"/>
+                          <a:ln/>
+                        </pic:spPr>
+                      </pic:pic>
+                    </a:graphicData>
+                  </a:graphic>
+                </wp:anchor>
+              </w:drawing>
+            </w:r>
+          </w:p>
+          <w:p>
+            <w:pPr>
+              <w:jc w:val="center"/>
+            </w:pPr>
+            <w:r>
+              <w:drawing xmlns:a="http://schemas.openxmlformats.org/drawingml/2006/main" xmlns:pic="http://schemas.openxmlformats.org/drawingml/2006/picture">
+                <wp:anchor allowOverlap="1" behindDoc="0" distB="0" distT="0" distL="114300" distR="114300" hidden="0" layoutInCell="1" locked="0" relativeHeight="0" simplePos="0">
+                  <wp:simplePos x="0" y="0"/>
+                  <wp:positionH relativeFrom="column">
+                    <wp:posOffset>1428750</wp:posOffset>
+                  </wp:positionH>
+                  <wp:positionV relativeFrom="paragraph">
+                    <wp:posOffset>257175</wp:posOffset>
+                  </wp:positionV>
+                  <wp:extent cx="1571625" cy="1259205"/>
+                  <wp:effectExtent b="0" l="0" r="0" t="0"/>
+                  <wp:wrapSquare wrapText="bothSides" distB="0" distT="0" distL="114300" distR="114300"/>
+                  <wp:docPr id="38" name="image3.png"/>
+                  <a:graphic>
+                    <a:graphicData uri="http://schemas.openxmlformats.org/drawingml/2006/picture">
+                      <pic:pic>
+                        <pic:nvPicPr>
+                          <pic:cNvPr id="0" name="image3.png"/>
+                          <pic:cNvPicPr preferRelativeResize="0"/>
+                        </pic:nvPicPr>
+                        <pic:blipFill>
+                          <a:blip r:embed="rId21"/>
+                          <a:srcRect b="0" l="0" r="0" t="0"/>
+                          <a:stretch>
+                            <a:fillRect/>
+                          </a:stretch>
+                        </pic:blipFill>
+                        <pic:spPr>
+                          <a:xfrm>
+                            <a:off x="0" y="0"/>
+                            <a:ext cx="1571625" cy="1259205"/>
+                          </a:xfrm>
+                          <a:prstGeom prst="rect"/>
+                          <a:ln/>
+                        </pic:spPr>
+                      </pic:pic>
+                    </a:graphicData>
+                  </a:graphic>
+                </wp:anchor>
+              </w:drawing>
+            </w:r>
+          </w:p>
+          <w:p>
+            <w:pPr>
+              <w:jc w:val="center"/>
+            </w:pPr>
+            <w:r>
+              <w:drawing xmlns:a="http://schemas.openxmlformats.org/drawingml/2006/main" xmlns:pic="http://schemas.openxmlformats.org/drawingml/2006/picture">
+                <wp:anchor allowOverlap="1" behindDoc="0" distB="0" distT="0" distL="114300" distR="114300" hidden="0" layoutInCell="1" locked="0" relativeHeight="0" simplePos="0">
+                  <wp:simplePos x="0" y="0"/>
+                  <wp:positionH relativeFrom="column">
+                    <wp:posOffset>3019425</wp:posOffset>
+                  </wp:positionH>
+                  <wp:positionV relativeFrom="paragraph">
+                    <wp:posOffset>266700</wp:posOffset>
+                  </wp:positionV>
+                  <wp:extent cx="1285875" cy="1143000"/>
+                  <wp:effectExtent b="0" l="0" r="0" t="0"/>
+                  <wp:wrapSquare wrapText="bothSides" distB="0" distT="0" distL="114300" distR="114300"/>
+                  <wp:docPr id="41" name="image1.png"/>
+                  <a:graphic>
+                    <a:graphicData uri="http://schemas.openxmlformats.org/drawingml/2006/picture">
+                      <pic:pic>
+                        <pic:nvPicPr>
+                          <pic:cNvPr id="0" name="image1.png"/>
+                          <pic:cNvPicPr preferRelativeResize="0"/>
+                        </pic:nvPicPr>
+                        <pic:blipFill>
+                          <a:blip r:embed="rId22"/>
+                          <a:srcRect b="0" l="0" r="0" t="0"/>
+                          <a:stretch>
+                            <a:fillRect/>
+                          </a:stretch>
+                        </pic:blipFill>
+                        <pic:spPr>
+                          <a:xfrm>
+                            <a:off x="0" y="0"/>
+                            <a:ext cx="1285875" cy="1143000"/>
+                          </a:xfrm>
+                          <a:prstGeom prst="rect"/>
+                          <a:ln/>
+                        </pic:spPr>
+                      </pic:pic>
+                    </a:graphicData>
+                  </a:graphic>
+                </wp:anchor>
+              </w:drawing>
+            </w:r>
+          </w:p>
+          <w:p>
+            <w:pPr>
+              <w:jc w:val="center"/>
+            </w:pPr>
+            <w:r>
+              <w:drawing xmlns:a="http://schemas.openxmlformats.org/drawingml/2006/main" xmlns:pic="http://schemas.openxmlformats.org/drawingml/2006/picture">
+                <wp:anchor allowOverlap="1" behindDoc="0" distB="0" distT="0" distL="114300" distR="114300" hidden="0" layoutInCell="1" locked="0" relativeHeight="0" simplePos="0">
+                  <wp:simplePos x="0" y="0"/>
+                  <wp:positionH relativeFrom="column">
+                    <wp:posOffset>4342765</wp:posOffset>
+                  </wp:positionH>
+                  <wp:positionV relativeFrom="paragraph">
+                    <wp:posOffset>323850</wp:posOffset>
+                  </wp:positionV>
+                  <wp:extent cx="1389380" cy="1047750"/>
+                  <wp:effectExtent b="0" l="0" r="0" t="0"/>
+                  <wp:wrapSquare wrapText="bothSides" distB="0" distT="0" distL="114300" distR="114300"/>
+                  <wp:docPr id="35" name="image8.png"/>
+                  <a:graphic>
+                    <a:graphicData uri="http://schemas.openxmlformats.org/drawingml/2006/picture">
+                      <pic:pic>
+                        <pic:nvPicPr>
+                          <pic:cNvPr id="0" name="image8.png"/>
+                          <pic:cNvPicPr preferRelativeResize="0"/>
+                        </pic:nvPicPr>
+                        <pic:blipFill>
+                          <a:blip r:embed="rId23"/>
+                          <a:srcRect b="4551" l="4736" r="10831" t="0"/>
+                          <a:stretch>
+                            <a:fillRect/>
+                          </a:stretch>
+                        </pic:blipFill>
+                        <pic:spPr>
+                          <a:xfrm>
+                            <a:off x="0" y="0"/>
+                            <a:ext cx="1389380" cy="1047750"/>
+                          </a:xfrm>
+                          <a:prstGeom prst="rect"/>
+                          <a:ln/>
+                        </pic:spPr>
+                      </pic:pic>
+                    </a:graphicData>
+                  </a:graphic>
+                </wp:anchor>
+              </w:drawing>
+            </w:r>
+          </w:p>
+          <w:p>
+            <w:pPr>
+              <w:jc w:val="center"/>
+            </w:pPr>
+            <w:r>
+              <w:drawing xmlns:a="http://schemas.openxmlformats.org/drawingml/2006/main" xmlns:pic="http://schemas.openxmlformats.org/drawingml/2006/picture">
+                <wp:anchor allowOverlap="1" behindDoc="0" distB="0" distT="0" distL="114300" distR="114300" hidden="0" layoutInCell="1" locked="0" relativeHeight="0" simplePos="0">
+                  <wp:simplePos x="0" y="0"/>
+                  <wp:positionH relativeFrom="column">
+                    <wp:posOffset>1473200</wp:posOffset>
+                  </wp:positionH>
+                  <wp:positionV relativeFrom="paragraph">
+                    <wp:posOffset>1371600</wp:posOffset>
+                  </wp:positionV>
+                  <wp:extent cx="1316990" cy="238125"/>
+                  <wp:effectExtent b="0" l="0" r="0" t="0"/>
+                  <wp:wrapSquare wrapText="bothSides" distB="0" distT="0" distL="114300" distR="114300"/>
+                  <wp:docPr id="26" name="image12.png"/>
+                  <a:graphic>
+                    <a:graphicData uri="http://schemas.openxmlformats.org/drawingml/2006/picture">
+                      <pic:pic>
+                        <pic:nvPicPr>
+                          <pic:cNvPr id="0" name="image12.png"/>
+                          <pic:cNvPicPr preferRelativeResize="0"/>
+                        </pic:nvPicPr>
+                        <pic:blipFill>
+                          <a:blip r:embed="rId19"/>
+                          <a:srcRect/>
+                          <a:stretch>
+                            <a:fillRect/>
+                          </a:stretch>
+                        </pic:blipFill>
+                        <pic:spPr>
+                          <a:xfrm>
+                            <a:off x="0" y="0"/>
+                            <a:ext cx="1316990" cy="238125"/>
+                          </a:xfrm>
+                          <a:prstGeom prst="rect"/>
+                          <a:ln/>
+                        </pic:spPr>
+                      </pic:pic>
+                    </a:graphicData>
+                  </a:graphic>
+                </wp:anchor>
+              </w:drawing>
+            </w:r>
+          </w:p>
+          <w:p>
+            <w:pPr>
+              <w:jc w:val="center"/>
+            </w:pPr>
+            <w:r>
+              <w:drawing xmlns:a="http://schemas.openxmlformats.org/drawingml/2006/main" xmlns:pic="http://schemas.openxmlformats.org/drawingml/2006/picture">
+                <wp:anchor allowOverlap="1" behindDoc="0" distB="0" distT="0" distL="114300" distR="114300" hidden="0" layoutInCell="1" locked="0" relativeHeight="0" simplePos="0">
+                  <wp:simplePos x="0" y="0"/>
+                  <wp:positionH relativeFrom="column">
+                    <wp:posOffset>2946400</wp:posOffset>
+                  </wp:positionH>
+                  <wp:positionV relativeFrom="paragraph">
+                    <wp:posOffset>1371600</wp:posOffset>
+                  </wp:positionV>
+                  <wp:extent cx="1316990" cy="238125"/>
+                  <wp:effectExtent b="0" l="0" r="0" t="0"/>
+                  <wp:wrapSquare wrapText="bothSides" distB="0" distT="0" distL="114300" distR="114300"/>
+                  <wp:docPr id="29" name="image16.png"/>
+                  <a:graphic>
+                    <a:graphicData uri="http://schemas.openxmlformats.org/drawingml/2006/picture">
+                      <pic:pic>
+                        <pic:nvPicPr>
+                          <pic:cNvPr id="0" name="image16.png"/>
+                          <pic:cNvPicPr preferRelativeResize="0"/>
+                        </pic:nvPicPr>
+                        <pic:blipFill>
+                          <a:blip r:embed="rId19"/>
+                          <a:srcRect/>
+                          <a:stretch>
+                            <a:fillRect/>
+                          </a:stretch>
+                        </pic:blipFill>
+                        <pic:spPr>
+                          <a:xfrm>
+                            <a:off x="0" y="0"/>
+                            <a:ext cx="1316990" cy="238125"/>
+                          </a:xfrm>
+                          <a:prstGeom prst="rect"/>
+                          <a:ln/>
+                        </pic:spPr>
+                      </pic:pic>
+                    </a:graphicData>
+                  </a:graphic>
+                </wp:anchor>
+              </w:drawing>
+            </w:r>
+          </w:p>
+          <w:p>
+            <w:pPr>
+              <w:jc w:val="center"/>
+            </w:pPr>
+            <w:r>
+              <w:drawing xmlns:a="http://schemas.openxmlformats.org/drawingml/2006/main" xmlns:pic="http://schemas.openxmlformats.org/drawingml/2006/picture">
+                <wp:anchor allowOverlap="1" behindDoc="0" distB="0" distT="0" distL="114300" distR="114300" hidden="0" layoutInCell="1" locked="0" relativeHeight="0" simplePos="0">
+                  <wp:simplePos x="0" y="0"/>
+                  <wp:positionH relativeFrom="column">
+                    <wp:posOffset>4686300</wp:posOffset>
+                  </wp:positionH>
+                  <wp:positionV relativeFrom="paragraph">
+                    <wp:posOffset>1371600</wp:posOffset>
+                  </wp:positionV>
+                  <wp:extent cx="685800" cy="219075"/>
+                  <wp:effectExtent b="0" l="0" r="0" t="0"/>
+                  <wp:wrapSquare wrapText="bothSides" distB="0" distT="0" distL="114300" distR="114300"/>
+                  <wp:docPr id="28" name="image15.png"/>
+                  <a:graphic>
+                    <a:graphicData uri="http://schemas.openxmlformats.org/drawingml/2006/picture">
+                      <pic:pic>
+                        <pic:nvPicPr>
+                          <pic:cNvPr id="0" name="image15.png"/>
+                          <pic:cNvPicPr preferRelativeResize="0"/>
+                        </pic:nvPicPr>
+                        <pic:blipFill>
+                          <a:blip r:embed="rId19"/>
+                          <a:srcRect/>
+                          <a:stretch>
+                            <a:fillRect/>
+                          </a:stretch>
+                        </pic:blipFill>
+                        <pic:spPr>
+                          <a:xfrm>
+                            <a:off x="0" y="0"/>
+                            <a:ext cx="685800" cy="219075"/>
+                          </a:xfrm>
+                          <a:prstGeom prst="rect"/>
+                          <a:ln/>
+                        </pic:spPr>
+                      </pic:pic>
+                    </a:graphicData>
+                  </a:graphic>
+                </wp:anchor>
+              </w:drawing>
+            </w:r>
+          </w:p>
+          <w:p>
+            <w:pPr>
+              <w:jc w:val="center"/>
+            </w:pPr>
+            <w:r>
+              <w:drawing xmlns:a="http://schemas.openxmlformats.org/drawingml/2006/main" xmlns:pic="http://schemas.openxmlformats.org/drawingml/2006/picture">
+                <wp:anchor allowOverlap="1" behindDoc="0" distB="0" distT="0" distL="114300" distR="114300" hidden="0" layoutInCell="1" locked="0" relativeHeight="0" simplePos="0">
+                  <wp:simplePos x="0" y="0"/>
+                  <wp:positionH relativeFrom="column">
+                    <wp:posOffset>25401</wp:posOffset>
+                  </wp:positionH>
+                  <wp:positionV relativeFrom="paragraph">
+                    <wp:posOffset>0</wp:posOffset>
+                  </wp:positionV>
+                  <wp:extent cx="1316990" cy="238125"/>
+                  <wp:effectExtent b="0" l="0" r="0" t="0"/>
+                  <wp:wrapSquare wrapText="bothSides" distB="0" distT="0" distL="114300" distR="114300"/>
+                  <wp:docPr id="23" name="image9.png"/>
+                  <a:graphic>
+                    <a:graphicData uri="http://schemas.openxmlformats.org/drawingml/2006/picture">
+                      <pic:pic>
+                        <pic:nvPicPr>
+                          <pic:cNvPr id="0" name="image9.png"/>
+                          <pic:cNvPicPr preferRelativeResize="0"/>
+                        </pic:nvPicPr>
+                        <pic:blipFill>
+                          <a:blip r:embed="rId19"/>
+                          <a:srcRect/>
+                          <a:stretch>
+                            <a:fillRect/>
+                          </a:stretch>
+                        </pic:blipFill>
+                        <pic:spPr>
+                          <a:xfrm>
+                            <a:off x="0" y="0"/>
+                            <a:ext cx="1316990" cy="238125"/>
+                          </a:xfrm>
+                          <a:prstGeom prst="rect"/>
+                          <a:ln/>
+                        </pic:spPr>
+                      </pic:pic>
+                    </a:graphicData>
+                  </a:graphic>
+                </wp:anchor>
+              </w:drawing>
+            </w:r>
+          </w:p>
+          <w:p>
+            <w:pPr>
+              <w:jc w:val="center"/>
+            </w:pPr>
+            <w:r>
+              <w:drawing xmlns:a="http://schemas.openxmlformats.org/drawingml/2006/main" xmlns:pic="http://schemas.openxmlformats.org/drawingml/2006/picture">
+                <wp:anchor allowOverlap="1" behindDoc="0" distB="0" distT="0" distL="114300" distR="114300" hidden="0" layoutInCell="1" locked="0" relativeHeight="0" simplePos="0">
+                  <wp:simplePos x="0" y="0"/>
+                  <wp:positionH relativeFrom="column">
+                    <wp:posOffset>1660207</wp:posOffset>
+                  </wp:positionH>
+                  <wp:positionV relativeFrom="paragraph">
+                    <wp:posOffset>12700</wp:posOffset>
+                  </wp:positionV>
+                  <wp:extent cx="2411730" cy="1857375"/>
+                  <wp:effectExtent b="0" l="0" r="0" t="0"/>
+                  <wp:wrapSquare wrapText="bothSides" distB="0" distT="0" distL="114300" distR="114300"/>
+                  <wp:docPr id="36" name="image2.png"/>
+                  <a:graphic>
+                    <a:graphicData uri="http://schemas.openxmlformats.org/drawingml/2006/picture">
+                      <pic:pic>
+                        <pic:nvPicPr>
+                          <pic:cNvPr id="0" name="image2.png"/>
+                          <pic:cNvPicPr preferRelativeResize="0"/>
+                        </pic:nvPicPr>
+                        <pic:blipFill>
+                          <a:blip r:embed="rId24"/>
+                          <a:srcRect b="0" l="0" r="0" t="7035"/>
+                          <a:stretch>
+                            <a:fillRect/>
+                          </a:stretch>
+                        </pic:blipFill>
+                        <pic:spPr>
+                          <a:xfrm>
+                            <a:off x="0" y="0"/>
+                            <a:ext cx="2411730" cy="1857375"/>
+                          </a:xfrm>
+                          <a:prstGeom prst="rect"/>
+                          <a:ln/>
+                        </pic:spPr>
+                      </pic:pic>
+                    </a:graphicData>
+                  </a:graphic>
+                </wp:anchor>
+              </w:drawing>
+            </w:r>
+          </w:p>
+          <w:p>
+            <w:pPr>
+              <w:jc w:val="center"/>
+            </w:pPr>
+            <w:r>
+              <w:drawing xmlns:a="http://schemas.openxmlformats.org/drawingml/2006/main" xmlns:pic="http://schemas.openxmlformats.org/drawingml/2006/picture">
+                <wp:anchor allowOverlap="1" behindDoc="0" distB="0" distT="0" distL="114300" distR="114300" hidden="0" layoutInCell="1" locked="0" relativeHeight="0" simplePos="0">
+                  <wp:simplePos x="0" y="0"/>
+                  <wp:positionH relativeFrom="column">
+                    <wp:posOffset>1765300</wp:posOffset>
+                  </wp:positionH>
+                  <wp:positionV relativeFrom="paragraph">
+                    <wp:posOffset>228600</wp:posOffset>
+                  </wp:positionV>
+                  <wp:extent cx="1276350" cy="914400"/>
+                  <wp:effectExtent b="0" l="0" r="0" t="0"/>
+                  <wp:wrapNone/>
+                  <wp:docPr id="27" name="image14.png"/>
+                  <a:graphic>
+                    <a:graphicData uri="http://schemas.openxmlformats.org/drawingml/2006/picture">
+                      <pic:pic>
+                        <pic:nvPicPr>
+                          <pic:cNvPr id="0" name="image14.png"/>
+                          <pic:cNvPicPr preferRelativeResize="0"/>
+                        </pic:nvPicPr>
+                        <pic:blipFill>
+                          <a:blip r:embed="rId19"/>
+                          <a:srcRect/>
+                          <a:stretch>
+                            <a:fillRect/>
+                          </a:stretch>
+                        </pic:blipFill>
+                        <pic:spPr>
+                          <a:xfrm>
+                            <a:off x="0" y="0"/>
+                            <a:ext cx="1276350" cy="914400"/>
+                          </a:xfrm>
+                          <a:prstGeom prst="rect"/>
+                          <a:ln/>
+                        </pic:spPr>
+                      </pic:pic>
+                    </a:graphicData>
+                  </a:graphic>
+                </wp:anchor>
+              </w:drawing>
+            </w:r>
+          </w:p>
+          <w:p>
+            <w:pPr>
+              <w:jc w:val="center"/>
+            </w:pPr>
+            <w:r>
+              <w:drawing xmlns:a="http://schemas.openxmlformats.org/drawingml/2006/main" xmlns:pic="http://schemas.openxmlformats.org/drawingml/2006/picture">
+                <wp:anchor allowOverlap="1" behindDoc="0" distB="0" distT="0" distL="114300" distR="114300" hidden="0" layoutInCell="1" locked="0" relativeHeight="0" simplePos="0">
+                  <wp:simplePos x="0" y="0"/>
+                  <wp:positionH relativeFrom="column">
+                    <wp:posOffset>3784600</wp:posOffset>
+                  </wp:positionH>
+                  <wp:positionV relativeFrom="paragraph">
+                    <wp:posOffset>228600</wp:posOffset>
+                  </wp:positionV>
+                  <wp:extent cx="609600" cy="647700"/>
+                  <wp:effectExtent b="0" l="0" r="0" t="0"/>
+                  <wp:wrapNone/>
+                  <wp:docPr id="32" name="image19.png"/>
+                  <a:graphic>
+                    <a:graphicData uri="http://schemas.openxmlformats.org/drawingml/2006/picture">
+                      <pic:pic>
+                        <pic:nvPicPr>
+                          <pic:cNvPr id="0" name="image19.png"/>
+                          <pic:cNvPicPr preferRelativeResize="0"/>
+                        </pic:nvPicPr>
+                        <pic:blipFill>
+                          <a:blip r:embed="rId19"/>
+                          <a:srcRect/>
+                          <a:stretch>
+                            <a:fillRect/>
+                          </a:stretch>
+                        </pic:blipFill>
+                        <pic:spPr>
+                          <a:xfrm>
+                            <a:off x="0" y="0"/>
+                            <a:ext cx="609600" cy="647700"/>
+                          </a:xfrm>
+                          <a:prstGeom prst="rect"/>
+                          <a:ln/>
+                        </pic:spPr>
+                      </pic:pic>
+                    </a:graphicData>
+                  </a:graphic>
+                </wp:anchor>
+              </w:drawing>
+            </w:r>
+          </w:p>
+          <w:p>
+            <w:pPr>
+              <w:jc w:val="center"/>
+            </w:pPr>
+            <w:r>
+              <w:drawing xmlns:a="http://schemas.openxmlformats.org/drawingml/2006/main" xmlns:pic="http://schemas.openxmlformats.org/drawingml/2006/picture">
+                <wp:anchor allowOverlap="1" behindDoc="0" distB="0" distT="0" distL="114300" distR="114300" hidden="0" layoutInCell="1" locked="0" relativeHeight="0" simplePos="0">
+                  <wp:simplePos x="0" y="0"/>
+                  <wp:positionH relativeFrom="column">
+                    <wp:posOffset>4203700</wp:posOffset>
+                  </wp:positionH>
+                  <wp:positionV relativeFrom="paragraph">
+                    <wp:posOffset>0</wp:posOffset>
+                  </wp:positionV>
+                  <wp:extent cx="1316990" cy="238125"/>
+                  <wp:effectExtent b="0" l="0" r="0" t="0"/>
+                  <wp:wrapSquare wrapText="bothSides" distB="0" distT="0" distL="114300" distR="114300"/>
+                  <wp:docPr id="31" name="image18.png"/>
+                  <a:graphic>
+                    <a:graphicData uri="http://schemas.openxmlformats.org/drawingml/2006/picture">
+                      <pic:pic>
+                        <pic:nvPicPr>
+                          <pic:cNvPr id="0" name="image18.png"/>
+                          <pic:cNvPicPr preferRelativeResize="0"/>
+                        </pic:nvPicPr>
+                        <pic:blipFill>
+                          <a:blip r:embed="rId19"/>
+                          <a:srcRect/>
+                          <a:stretch>
+                            <a:fillRect/>
+                          </a:stretch>
+                        </pic:blipFill>
+                        <pic:spPr>
+                          <a:xfrm>
+                            <a:off x="0" y="0"/>
+                            <a:ext cx="1316990" cy="238125"/>
+                          </a:xfrm>
+                          <a:prstGeom prst="rect"/>
+                          <a:ln/>
+                        </pic:spPr>
+                      </pic:pic>
+                    </a:graphicData>
+                  </a:graphic>
+                </wp:anchor>
+              </w:drawing>
+            </w:r>
+          </w:p>
+          <w:p>
+            <w:pPr>
+              <w:jc w:val="center"/>
+            </w:pPr>
+            <w:r>
+              <w:drawing xmlns:a="http://schemas.openxmlformats.org/drawingml/2006/main" xmlns:pic="http://schemas.openxmlformats.org/drawingml/2006/picture">
+                <wp:anchor allowOverlap="1" behindDoc="0" distB="0" distT="0" distL="114300" distR="114300" hidden="0" layoutInCell="1" locked="0" relativeHeight="0" simplePos="0">
+                  <wp:simplePos x="0" y="0"/>
+                  <wp:positionH relativeFrom="column">
+                    <wp:posOffset>596900</wp:posOffset>
+                  </wp:positionH>
+                  <wp:positionV relativeFrom="paragraph">
+                    <wp:posOffset>0</wp:posOffset>
+                  </wp:positionV>
+                  <wp:extent cx="1316990" cy="238125"/>
+                  <wp:effectExtent b="0" l="0" r="0" t="0"/>
+                  <wp:wrapSquare wrapText="bothSides" distB="0" distT="0" distL="114300" distR="114300"/>
+                  <wp:docPr id="24" name="image10.png"/>
+                  <a:graphic>
+                    <a:graphicData uri="http://schemas.openxmlformats.org/drawingml/2006/picture">
+                      <pic:pic>
+                        <pic:nvPicPr>
+                          <pic:cNvPr id="0" name="image10.png"/>
+                          <pic:cNvPicPr preferRelativeResize="0"/>
+                        </pic:nvPicPr>
+                        <pic:blipFill>
+                          <a:blip r:embed="rId19"/>
+                          <a:srcRect/>
+                          <a:stretch>
+                            <a:fillRect/>
+                          </a:stretch>
+                        </pic:blipFill>
+                        <pic:spPr>
+                          <a:xfrm>
+                            <a:off x="0" y="0"/>
+                            <a:ext cx="1316990" cy="238125"/>
+                          </a:xfrm>
+                          <a:prstGeom prst="rect"/>
+                          <a:ln/>
+                        </pic:spPr>
+                      </pic:pic>
+                    </a:graphicData>
+                  </a:graphic>
+                </wp:anchor>
+              </w:drawing>
             </w:r>
           </w:p>
         </w:tc>
@@ -1200,7 +2111,19 @@
               <w:spacing w:line="276" w:lineRule="auto" w:after="40"/>
               <w:jc w:val="left"/>
             </w:pPr>
-            <w:r/>
+            <w:r>
+              <w:rPr>
+                <w:rFonts w:ascii="Times New Roman" w:hAnsi="Times New Roman"/>
+                <w:sz w:val="26"/>
+              </w:rPr>
+              <w:t>+ Nhận biết được các loại vũ khí thời cổ đại.</w:t>
+              <w:br/>
+              <w:t>+ Nhận biết được nguyên lí hoạt động của máy bắn đá.</w:t>
+              <w:br/>
+              <w:t>+ Các loại vũ khí thời cổ đại:</w:t>
+              <w:br/>
+              <w:t>+ Nguyên lí hoạt động của máy bắn đá:</w:t>
+            </w:r>
             <w:r>
               <w:rPr>
                 <w:rFonts w:ascii="Times New Roman" w:hAnsi="Times New Roman" w:cs="Times New Roman" w:eastAsia="Times New Roman"/>
@@ -1208,7 +2131,6 @@
                 <w:i w:val="0"/>
                 <w:sz w:val="26"/>
               </w:rPr>
-              <w:t>HS gọi đúng tên các linh kiện cơ bản.</w:t>
             </w:r>
           </w:p>
           <w:p>
@@ -1223,7 +2145,6 @@
                 <w:i w:val="0"/>
                 <w:sz w:val="26"/>
               </w:rPr>
-              <w:t>Chuẩn bị đầy đủ linh kiện lắp ráp.</w:t>
             </w:r>
           </w:p>
         </w:tc>
@@ -1431,7 +2352,15 @@
               <w:spacing w:line="276" w:lineRule="auto" w:after="40"/>
               <w:jc w:val="left"/>
             </w:pPr>
-            <w:r/>
+            <w:r>
+              <w:rPr>
+                <w:rFonts w:ascii="Times New Roman" w:hAnsi="Times New Roman"/>
+                <w:sz w:val="26"/>
+              </w:rPr>
+              <w:t>+ GV yêu cầu HS mở hộp thiết bị, lựa chọn các mảnh ghép và lắp ghép theo hướng dẫn.</w:t>
+              <w:br/>
+              <w:t>+ GV quan sát HS tiến hành lắp ráp theo hướng dẫn trong sách, giúp đỡ HS thao tác.</w:t>
+            </w:r>
             <w:r>
               <w:rPr>
                 <w:rFonts w:ascii="Times New Roman" w:hAnsi="Times New Roman" w:cs="Times New Roman" w:eastAsia="Times New Roman"/>
@@ -1439,7 +2368,6 @@
                 <w:i w:val="0"/>
                 <w:sz w:val="26"/>
               </w:rPr>
-              <w:t>- GV nêu yêu cầu thực hành và lưu ý an toàn khi lắp ráp.</w:t>
             </w:r>
           </w:p>
           <w:p>
@@ -1454,7 +2382,6 @@
                 <w:i w:val="0"/>
                 <w:sz w:val="26"/>
               </w:rPr>
-              <w:t>- HS phân công nhiệm vụ: bạn xem sơ đồ, bạn lắp khung, bạn thử pin.</w:t>
             </w:r>
           </w:p>
           <w:p>
@@ -1469,7 +2396,6 @@
                 <w:i w:val="0"/>
                 <w:sz w:val="26"/>
               </w:rPr>
-              <w:t>- Các nhóm hoàn thiện mô hình robot và bật công tắc chạy thử.</w:t>
             </w:r>
           </w:p>
           <w:p>
@@ -1484,7 +2410,53 @@
                 <w:i w:val="0"/>
                 <w:sz w:val="26"/>
               </w:rPr>
-              <w:t>- GV quan sát, khích lệ và chấm điểm thi đua giữa các nhóm.</w:t>
+            </w:r>
+          </w:p>
+          <w:p>
+            <w:pPr>
+              <w:jc w:val="center"/>
+            </w:pPr>
+            <w:r>
+              <w:drawing xmlns:a="http://schemas.openxmlformats.org/drawingml/2006/main" xmlns:pic="http://schemas.openxmlformats.org/drawingml/2006/picture">
+                <wp:anchor allowOverlap="1" behindDoc="0" distB="0" distT="0" distL="114300" distR="114300" hidden="0" layoutInCell="1" locked="0" relativeHeight="0" simplePos="0">
+                  <wp:simplePos x="0" y="0"/>
+                  <wp:positionH relativeFrom="column">
+                    <wp:posOffset>2104389</wp:posOffset>
+                  </wp:positionH>
+                  <wp:positionV relativeFrom="paragraph">
+                    <wp:posOffset>36195</wp:posOffset>
+                  </wp:positionV>
+                  <wp:extent cx="1724025" cy="1809750"/>
+                  <wp:effectExtent b="0" l="0" r="0" t="0"/>
+                  <wp:wrapSquare wrapText="bothSides" distB="0" distT="0" distL="114300" distR="114300"/>
+                  <wp:docPr id="40" name="image13.png"/>
+                  <a:graphic>
+                    <a:graphicData uri="http://schemas.openxmlformats.org/drawingml/2006/picture">
+                      <pic:pic>
+                        <pic:nvPicPr>
+                          <pic:cNvPr id="0" name="image13.png"/>
+                          <pic:cNvPicPr preferRelativeResize="0"/>
+                        </pic:nvPicPr>
+                        <pic:blipFill>
+                          <a:blip r:embed="rId25"/>
+                          <a:srcRect b="0" l="0" r="0" t="0"/>
+                          <a:stretch>
+                            <a:fillRect/>
+                          </a:stretch>
+                        </pic:blipFill>
+                        <pic:spPr>
+                          <a:xfrm>
+                            <a:off x="0" y="0"/>
+                            <a:ext cx="1724025" cy="1809750"/>
+                          </a:xfrm>
+                          <a:prstGeom prst="rect"/>
+                          <a:ln/>
+                        </pic:spPr>
+                      </pic:pic>
+                    </a:graphicData>
+                  </a:graphic>
+                </wp:anchor>
+              </w:drawing>
             </w:r>
           </w:p>
         </w:tc>
@@ -1503,7 +2475,13 @@
               <w:spacing w:line="276" w:lineRule="auto" w:after="40"/>
               <w:jc w:val="left"/>
             </w:pPr>
-            <w:r/>
+            <w:r>
+              <w:rPr>
+                <w:rFonts w:ascii="Times New Roman" w:hAnsi="Times New Roman"/>
+                <w:sz w:val="26"/>
+              </w:rPr>
+              <w:t>Sản phẩm robot của HS.</w:t>
+            </w:r>
             <w:r>
               <w:rPr>
                 <w:rFonts w:ascii="Times New Roman" w:hAnsi="Times New Roman" w:cs="Times New Roman" w:eastAsia="Times New Roman"/>
@@ -1511,7 +2489,6 @@
                 <w:i w:val="0"/>
                 <w:sz w:val="26"/>
               </w:rPr>
-              <w:t>Mô hình robot hoàn thành chắc chắn.</w:t>
             </w:r>
           </w:p>
           <w:p>
@@ -1526,7 +2503,6 @@
                 <w:i w:val="0"/>
                 <w:sz w:val="26"/>
               </w:rPr>
-              <w:t>Robot hoạt động trơn tru, chính xác.</w:t>
             </w:r>
           </w:p>
         </w:tc>
@@ -1734,7 +2710,29 @@
               <w:spacing w:line="276" w:lineRule="auto" w:after="40"/>
               <w:jc w:val="left"/>
             </w:pPr>
-            <w:r/>
+            <w:r>
+              <w:rPr>
+                <w:rFonts w:ascii="Times New Roman" w:hAnsi="Times New Roman"/>
+                <w:sz w:val="26"/>
+              </w:rPr>
+              <w:t>+ GV hướng dẫn HS lắp ráp sáng tạo thêm các chi tiết khác cho robot.</w:t>
+              <w:br/>
+              <w:t>+ HS tiến hành lắp ráp, sáng tạo dựa trên gợi ý của GV và những mảnh ghép còn lại.</w:t>
+              <w:br/>
+              <w:t>5. Sáng tạo (Let’s move)</w:t>
+              <w:br/>
+              <w:t>- Mục tiêu:</w:t>
+              <w:br/>
+              <w:t>+ Vận hành được robot đã lắp, tham gia các trò chơi với robot.</w:t>
+              <w:br/>
+              <w:t>+ Tháo chốt, sắp xếp ngăn nắp các mảnh ghép vào trong hộp.</w:t>
+              <w:br/>
+              <w:t>- Nội dung: HS vận hành robot vừa lắp, chơi với robot và tháo chốt dọn dẹp đồ dùng khi kết thúc tiết học.</w:t>
+              <w:br/>
+              <w:t>+ GV tổ chức cho HS chơi với robot sau khi lắp xong.</w:t>
+              <w:br/>
+              <w:t>+ GV yêu cầu HS tháo robot, sắp xếp ngăn nắp các mảnh ghép vào trong hộp, dọn dẹp bàn ghế quanh vị trí ngồi.</w:t>
+            </w:r>
             <w:r>
               <w:rPr>
                 <w:rFonts w:ascii="Times New Roman" w:hAnsi="Times New Roman" w:cs="Times New Roman" w:eastAsia="Times New Roman"/>
@@ -1742,7 +2740,6 @@
                 <w:i w:val="0"/>
                 <w:sz w:val="26"/>
               </w:rPr>
-              <w:t>- GV đặt câu hỏi: "Em có thể gắn thêm chi tiết gì để bạn robot đẹp hơn?"</w:t>
             </w:r>
           </w:p>
           <w:p>
@@ -1757,7 +2754,6 @@
                 <w:i w:val="0"/>
                 <w:sz w:val="26"/>
               </w:rPr>
-              <w:t>- Đại diện 1-2 nhóm giơ robot lên giới thiệu và biểu diễn trước lớp.</w:t>
             </w:r>
           </w:p>
           <w:p>
@@ -1772,7 +2768,6 @@
                 <w:i w:val="0"/>
                 <w:sz w:val="26"/>
               </w:rPr>
-              <w:t>- GV tổng kết tiết học, dặn dò HS cẩn thận tháo dỡ hoặc bảo quản mô hình.</w:t>
             </w:r>
           </w:p>
           <w:p>
@@ -1787,7 +2782,6 @@
                 <w:i w:val="0"/>
                 <w:sz w:val="26"/>
               </w:rPr>
-              <w:t>- HS thu gom linh kiện vào đúng ngăn trong hộp Kit, xếp ghế ngay ngắn.</w:t>
             </w:r>
           </w:p>
         </w:tc>
@@ -1806,7 +2800,17 @@
               <w:spacing w:line="276" w:lineRule="auto" w:after="40"/>
               <w:jc w:val="left"/>
             </w:pPr>
-            <w:r/>
+            <w:r>
+              <w:rPr>
+                <w:rFonts w:ascii="Times New Roman" w:hAnsi="Times New Roman"/>
+                <w:sz w:val="26"/>
+              </w:rPr>
+              <w:t>Sản phẩm robot sáng tạo của HS.</w:t>
+              <w:br/>
+              <w:t>+ Vận hành được robot đã lắp, tham gia các trò chơi với robot.</w:t>
+              <w:br/>
+              <w:t>+ Tháo chốt, sắp xếp ngăn nắp các mảnh ghép vào trong hộp.</w:t>
+            </w:r>
             <w:r>
               <w:rPr>
                 <w:rFonts w:ascii="Times New Roman" w:hAnsi="Times New Roman" w:cs="Times New Roman" w:eastAsia="Times New Roman"/>
@@ -1814,7 +2818,6 @@
                 <w:i w:val="0"/>
                 <w:sz w:val="26"/>
               </w:rPr>
-              <w:t>HS tự tin chia sẻ ý tưởng trước lớp.</w:t>
             </w:r>
           </w:p>
           <w:p>
@@ -1829,7 +2832,6 @@
                 <w:i w:val="0"/>
                 <w:sz w:val="26"/>
               </w:rPr>
-              <w:t>Hộp đồ dùng ngăn nắp, phòng học sạch sẽ.</w:t>
             </w:r>
           </w:p>
         </w:tc>
